--- a/heat_accidents_mortality/output/manuscript/strobe_checklist.docx
+++ b/heat_accidents_mortality/output/manuscript/strobe_checklist.docx
@@ -353,7 +353,7 @@
           </w:tcPr>
           <w:p>
             <w:r>
-              <w:t>Methods; Data sharing (FARS, GHCN-Daily, NPA, CDC WONDER, FHWA, EIA)</w:t>
+              <w:t>Methods; Data availability (FARS, GHCN-Daily, NPA, CDC WONDER, FHWA, EIA)</w:t>
             </w:r>
           </w:p>
         </w:tc>
